--- a/documents/ampullary/AMP_1_Cancer_Roadmap.docx
+++ b/documents/ampullary/AMP_1_Cancer_Roadmap.docx
@@ -43,7 +43,7 @@
           <w:i/>
           <w:sz w:val="18"/>
         </w:rPr>
-        <w:t xml:space="preserve">Standardized document set, 29 October 2026: this is the full-content document for the cancer roadmap. Questions for consensus: AMP_2_Cancer_Roadmap_Questions.docx. Decision discussion for all settings: AMP_7_Decision_Discussion.docx. Web page: https://drliuhao.github.io/mh-liver-pathways/ampullary/</w:t>
+        <w:t xml:space="preserve">Standardized document set, 29 October 2026: this is the full-content document for the cancer roadmap. Questions for consensus: AMP_2_Cancer_Roadmap_Questions.docx. Decision discussion for all settings: AMP_7_Decision_Discussion.docx. Web page: https://drliuhao.github.io/mh-liver-pathways/ampullary/ 7 statements corrected on 29 October 2026 against the full texts of papers previously cited from their abstracts.</w:t>
       </w:r>
     </w:p>
     <w:p>
@@ -1282,7 +1282,7 @@
           <w:sz w:val="18"/>
           <w:szCs w:val="18"/>
         </w:rPr>
-        <w:t xml:space="preserve">Do not treat EUS as a reliable way to separate an adenoma from a T1 cancer, and read the headline accuracy by stage rather than overall. The 90% figure is carried almost entirely by correctly calling 65 of 66 lesions confined to the ampulla: accuracy was 98% for T1 but 78% for T2, 80% for T3 and 78% for T4, with 7 patients understaged (duodenal wall 4, pancreas 1, other structures 2) and 3 overstaged — so EUS systematically understages in exactly the categories that would change the operation. A separate 120-patient series reporting overall T-stage accuracy of 81.7% with 93.9% sensitivity and 45.5% specificity for the adenoma/T1 category, 50.0% sensitivity for T2 and nodal accuracy 75.0% with N1 sensitivity 62.5% is cited here from its abstract only — the full text was not obtained. Either way, a node-negative EUS does not establish N0.</w:t>
+        <w:t xml:space="preserve">Do not treat EUS as a reliable way to separate an adenoma from a T1 cancer, and read the headline accuracy by stage rather than overall. The 90% figure is carried almost entirely by correctly calling 65 of 66 lesions confined to the ampulla: accuracy was 98% for T1 but 78% for T2, 80% for T3 and 78% for T4, with 7 patients understaged (duodenal wall 4, pancreas 1, other structures 2) and 3 overstaged — so EUS systematically understages in exactly the categories that would change the operation. A separate single-centre retrospective series of 120 biopsy-proven adenomas reported overall T-stage accuracy of 81.7% with 93.9% sensitivity and 45.5% specificity for the adenoma/T1 category and 50.0% sensitivity for T2, but there EUS erred mostly towards overstaging (20 overstaged, 2 understaged), and its nodal accuracy of 75.0% with N1 sensitivity 62.5% rests on only 16 operated adenocarcinomas, 3 of the 8 node-positive patients having been called N0. Either way, a node-negative EUS does not establish N0.</w:t>
       </w:r>
     </w:p>
     <w:p>
@@ -2371,7 +2371,7 @@
           <w:sz w:val="18"/>
           <w:szCs w:val="18"/>
         </w:rPr>
-        <w:t xml:space="preserve">Any biopsy-proven adenoma where the choice of operation is live. In 127 non-familial periampullary adenomas taken to pancreatoduodenectomy at 8 institutions, 59 (46.4%) proved malignant on final pathology; age 65 or over (odds ratio 3.2, 95% CI 1.3–7.9), bile duct 9 mm or more (3.3, 1.4–10.1), any preoperative symptom (7.7, 2.1–26.8) and high-grade dysplasia on biopsy (7.5, 2.6–19.8) were independent predictors, weighted into a 0–6 score (age 1, duct 1, symptoms 2, high-grade dysplasia 2). In a separate 91-patient cohort, cited here from its abstract only because the full text was not obtained, the malignancy rate after resection of a biopsy-proven adenoma was 26.4%, with high-grade dysplasia (odds ratio 6.86, 95% CI 1.58–29.79) and ductal dilatation (11.12, 2.27–54.37) independent predictors.</w:t>
+        <w:t xml:space="preserve">Any biopsy-proven adenoma where the choice of operation is live. In 127 non-familial periampullary adenomas taken to pancreatoduodenectomy at 8 institutions, 59 (46.4%) proved malignant on final pathology; age 65 or over (odds ratio 3.2, 95% CI 1.3–7.9), bile duct 9 mm or more (3.3, 1.4–10.1), any preoperative symptom (7.7, 2.1–26.8) and high-grade dysplasia on biopsy (7.5, 2.6–19.8) were independent predictors, weighted into a 0–6 score (age 1, duct 1, symptoms 2, high-grade dysplasia 2). In a separate single-centre retrospective cohort of 91 patients, 24 (26.4%) biopsy-proven adenomas were upgraded after resection — 4 to carcinoma in situ and 20 to adenocarcinoma — with high-grade dysplasia on biopsy (odds ratio 6.66, 95% CI 1.52–29.08) and ductal dilatation over 7 mm (10.96, 2.25–53.42) independent predictors in the paper's Table 4; its abstract reports 6.86 (1.58–29.79) and 11.12 (2.27–54.37), a discrepancy the paper does not explain.</w:t>
       </w:r>
     </w:p>
     <w:p>
@@ -4859,7 +4859,7 @@
           <w:sz w:val="18"/>
           <w:szCs w:val="18"/>
         </w:rPr>
-        <w:t xml:space="preserve">Not for invasive carcinoma, and not for an ampullary neuroendocrine tumour. Downgraded to grade D because the comparison that favours this operation is built in a way that favours it. The 62 matched pairs are 98.4% of the eligible surgical patients but only 10.9% of the eligible papillectomy patients, so the surgical arm is its whole population while the endoscopic arm is a 1-in-9 selection chosen to resemble it. Matching omitted intraductal extension, duct dilation and index-session ablation — the variables that most obviously drive both the choice of procedure and the chance of R0 — and intrabiliary extension and duct dilation still differed after matching (21% against 8.1%, P=0.01; 45.2% against 30.6%, P=0.001). Follow-up was 37.5 against 15.5 months after matching (P=0.006) and surveillance was asymmetric, with endoscopic patients routinely re-scoped and biopsied and surgical patients not, so the recurrence comparison is not a like-for-like one and no time-to-event analysis of recurrence is presented. The R0 comparison is between a fragmented endoscopic specimen and an intact surgical one read by local pathologists at 58 centres over 14 years with no central review, which structurally favours surgery. With 63 surgical patients, 6 cancers and 1 against 2 severe adverse events in the matched arms, the safety comparison has no power to detect the morbidity difference that drives the clinical choice. On neuroendocrine tumours, a 14-patient single-institution series — cited here from its abstract only, since the full text was not obtained — reported R0 in all 8 pancreatoduodenectomy patients against 75% of 6 transduodenal cases with nodal involvement reaching 88% in the resection group, and concluded that the transduodenal approach may provide an inadequate oncological resection and can understage these tumours.</w:t>
+        <w:t xml:space="preserve">Not for invasive carcinoma, and not for an ampullary neuroendocrine tumour. Downgraded to grade D because the comparison that favours this operation is built in a way that favours it. The 62 matched pairs are 98.4% of the eligible surgical patients but only 10.9% of the eligible papillectomy patients, so the surgical arm is its whole population while the endoscopic arm is a 1-in-9 selection chosen to resemble it. Matching omitted intraductal extension, duct dilation and index-session ablation — the variables that most obviously drive both the choice of procedure and the chance of R0 — and intrabiliary extension and duct dilation still differed after matching (21% against 8.1%, P=0.01; 45.2% against 30.6%, P=0.001). Follow-up was 37.5 against 15.5 months after matching (P=0.006) and surveillance was asymmetric, with endoscopic patients routinely re-scoped and biopsied and surgical patients not, so the recurrence comparison is not a like-for-like one and no time-to-event analysis of recurrence is presented. The R0 comparison is between a fragmented endoscopic specimen and an intact surgical one read by local pathologists at 58 centres over 14 years with no central review, which structurally favours surgery. With 63 surgical patients, 6 cancers and 1 against 2 severe adverse events in the matched arms, the safety comparison has no power to detect the morbidity difference that drives the clinical choice. On neuroendocrine tumours, a 14-patient single-institution retrospective series reported R0 in all 8 pancreatoduodenectomy patients against 3 of the 4 transduodenal cases with a reported margin (75%), and nodal involvement in 7 of 8 (88%) after pancreatoduodenectomy against 1 of 6 after transduodenal resection, where nodes were examined in only 1 of the 6, and concluded that the transduodenal approach may provide an inadequate oncological resection and can understage these tumours.</w:t>
       </w:r>
     </w:p>
     <w:p>
@@ -10522,7 +10522,7 @@
           <w:sz w:val="16"/>
           <w:szCs w:val="16"/>
         </w:rPr>
-        <w:t xml:space="preserve">Derived in 127 non-familial periampullary adenomas taken to pancreatoduodenectomy at 8 institutions, of whom 59 (46.4%) proved malignant; independent predictors were age 65 or over (odds ratio 3.2, 95% CI 1.3–7.9), bile duct 9 mm or more (3.3, 1.4–10.1), any preoperative symptom (7.7, 2.1–26.8) and high-grade dysplasia (7.5, 2.6–19.8). Use it to structure the conversation, not to quote a probability. The full-text read found three things that limit it. The strata appear with three different sets of numbers in the same paper, shown above. The score was derived and tested in the same cohort, every member of which had already been judged to need a pancreatoduodenectomy, so it is not calibrated for the patient who is choosing between resection and endoscopic management — the authors say the true denominator is unknown and their own earlier single-centre malignancy rate was 29%. And two of the four components, any preoperative symptom and a dilated bile duct, are proxies for biliary obstruction rather than for neoplastic progression; jaundice and stenting were dropped from the model as redundant with symptoms. Lesion size did not predict malignancy (median 2.9 against 3.5 cm, P=0.3, missing in 27 of 127) and EUS appears nowhere in the paper. Read the score in both directions: patients at no or low risk had more major postoperative complications than the intermediate and high-risk groups, though across the three strata the difference was not significant (51.7%, 27.1%, 29.4%, P=0.11) and reached P=0.047 only after the strata were collapsed at a score of 3 and adjusted — and the likeliest explanation is that an unobstructed gland is soft and leaks. Corroborating figures: malignancy in 26.4% of 91 biopsy-proven adenomas after resection, with high-grade dysplasia (odds ratio 6.86, 95% CI 1.58–29.79) and ductal dilatation (11.12, 2.27–54.37) independent, from a paper cited by abstract only; major discrepancy (benign biopsy, malignant resection) in 8 of 35 discordant ampullary biopsy pairs and 8 of the 90 patients with follow-up pathology (8.9%), itself a lower bound because only 36% of patients had follow-up pathology; occult adenocarcinoma in 14 of 44 papillectomies (32%) done for lesions judged benign, after 44.3% of papillectomies had already been excluded for a malignant biopsy or suspicious appearance; and transpapillary forceps biopsy alone 68.7% sensitive for carcinoma, rising to 97% with intraductal ultrasound, also by abstract only. This score is for non-familial disease; in polyposis use the Spigelman table instead, and read its caveats there.</w:t>
+        <w:t xml:space="preserve">Derived in 127 non-familial periampullary adenomas taken to pancreatoduodenectomy at 8 institutions, of whom 59 (46.4%) proved malignant; independent predictors were age 65 or over (odds ratio 3.2, 95% CI 1.3–7.9), bile duct 9 mm or more (3.3, 1.4–10.1), any preoperative symptom (7.7, 2.1–26.8) and high-grade dysplasia (7.5, 2.6–19.8). Use it to structure the conversation, not to quote a probability. The full-text read found three things that limit it. The strata appear with three different sets of numbers in the same paper, shown above. The score was derived and tested in the same cohort, every member of which had already been judged to need a pancreatoduodenectomy, so it is not calibrated for the patient who is choosing between resection and endoscopic management — the authors say the true denominator is unknown and their own earlier single-centre malignancy rate was 29%. And two of the four components, any preoperative symptom and a dilated bile duct, are proxies for biliary obstruction rather than for neoplastic progression; jaundice and stenting were dropped from the model as redundant with symptoms. Lesion size did not predict malignancy (median 2.9 against 3.5 cm, P=0.3, missing in 27 of 127) and EUS appears nowhere in the paper. Read the score in both directions: patients at no or low risk had more major postoperative complications than the intermediate and high-risk groups, though across the three strata the difference was not significant (51.7%, 27.1%, 29.4%, P=0.11) and reached P=0.047 only after the strata were collapsed at a score of 3 and adjusted — and the likeliest explanation is that an unobstructed gland is soft and leaks. Corroborating figures: malignancy (carcinoma in situ or carcinoma) in 26.4% of 91 biopsy-proven adenomas after resection in a single-centre retrospective series, with high-grade dysplasia (odds ratio 6.66, 95% CI 1.52–29.08) and ductal dilatation (10.96, 2.25–53.42) independent in its Table 4 — its abstract gives 6.86 and 11.12; major discrepancy (benign biopsy, malignant resection) in 8 of 35 discordant ampullary biopsy pairs and 8 of the 90 patients with follow-up pathology (8.9%), itself a lower bound because only 36% of patients had follow-up pathology; occult adenocarcinoma in 14 of 44 papillectomies (32%) done for lesions judged benign, after 44.3% of papillectomies had already been excluded for a malignant biopsy or suspicious appearance; and transpapillary forceps biopsy alone 68.7% sensitive for carcinoma, rising to 97% with intraductal ultrasound, also by abstract only. This score is for non-familial disease; in polyposis use the Spigelman table instead, and read its caveats there.</w:t>
       </w:r>
     </w:p>
     <w:p>
@@ -13450,7 +13450,7 @@
           <w:sz w:val="19"/>
           <w:szCs w:val="19"/>
         </w:rPr>
-        <w:t xml:space="preserve">Five papers cited on this page were not obtained in full text and are quoted from their abstracts only.</w:t>
+        <w:t xml:space="preserve">Two papers cited on this page were not obtained in full text and are quoted from their abstracts only.</w:t>
       </w:r>
     </w:p>
     <w:p>
@@ -13464,7 +13464,7 @@
           <w:sz w:val="18"/>
           <w:szCs w:val="18"/>
         </w:rPr>
-        <w:t xml:space="preserve">They are the National Cancer Database node-yield analysis (PMID 38353072), which supplies the 20-node threshold and the 56.7% nodal metastasis rate; the intraductal ultrasound and transpapillary biopsy series (22319960), which supplies the 68.7% forceps sensitivity and the 97% combined figure; the 91-patient malignancy prediction cohort (23442830), which supplies the 26.4% malignancy rate and its odds ratios; the EUS preoperative evaluation series (30834717), which supplies the 120-patient T- and N-stage accuracy figures; and the 14-patient ampullary neuroendocrine tumour series (27457864), which supplies the R0 and nodal figures behind the warning against transduodenal resection of those tumours. Their selection, blinding, reference standards and stated limitations could not be checked, so every string that uses them says so. BILCAP (30922733) and ABC-02 (20375404) are likewise quoted from abstract and guideline text only; both are trials in other diseases.</w:t>
+        <w:t xml:space="preserve">They are the National Cancer Database node-yield analysis (PMID 38353072), which supplies the 20-node threshold and the 56.7% nodal metastasis rate, and the intraductal ultrasound and transpapillary biopsy series (22319960), which supplies the 68.7% forceps sensitivity and the 97% combined figure. Their selection, blinding, reference standards and stated limitations could not be checked, so every string that uses them says so. Three papers previously listed here — the 91-patient malignancy prediction cohort (23442830), the EUS preoperative evaluation series (30834717) and the 14-patient ampullary neuroendocrine tumour series (27457864) — have since been obtained and read in full. BILCAP (30922733) and ABC-02 (20375404) are likewise quoted from abstract and guideline text only; both are trials in other diseases.</w:t>
       </w:r>
     </w:p>
     <w:p>
@@ -15047,7 +15047,7 @@
           <w:sz w:val="20"/>
           <w:szCs w:val="20"/>
         </w:rPr>
-        <w:t xml:space="preserve"> Five papers were sought and not obtained, and every string that uses them says so: the National Cancer Database node-yield analysis (PMID 38353072), the intraductal ultrasound and transpapillary biopsy series (22319960), the 91-patient malignancy prediction cohort (23442830), the EUS preoperative evaluation series (30834717) and the 14-patient ampullary neuroendocrine tumour series (27457864). BILCAP (30922733) and ABC-02 (20375404) were also not part of the full-text read and are quoted from their abstracts and from guideline text. </w:t>
+        <w:t xml:space="preserve"> Five papers were sought and not obtained for this revision. Three of them — the 91-patient malignancy prediction cohort (23442830), the EUS preoperative evaluation series (30834717) and the 14-patient ampullary neuroendocrine tumour series (27457864) — have since been read in full; the other two, the National Cancer Database node-yield analysis (PMID 38353072) and the intraductal ultrasound and transpapillary biopsy series (22319960), are still cited from abstract only, and every string that uses them says so. BILCAP (30922733) and ABC-02 (20375404) were also not part of the full-text read and are quoted from their abstracts and from guideline text. </w:t>
       </w:r>
       <w:r>
         <w:rPr>
